--- a/part1/ep10_Rendez_vous_manque.docx
+++ b/part1/ep10_Rendez_vous_manque.docx
@@ -8577,7 +8577,7 @@
           <w:color w:val="7A1F3D"/>
           <w:sz w:val="20"/>
         </w:rPr>
-        <w:t>▶ 다음 화 예고 — 제11화 « Le marché des Abbesses » : 둘이 함께 장을 보는 토요일 아침. 치즈와 와인의 페어링, 그리고 한 사람이 던진 뜻밖의 저녁 초대.</w:t>
+        <w:t>다음 화 예고 — 제11화 « Le marché des Abbesses » : 둘이 함께 장을 보는 토요일 아침. 치즈와 와인의 페어링, 그리고 한 사람이 던진 뜻밖의 저녁 초대.</w:t>
       </w:r>
     </w:p>
     <w:sectPr>
